--- a/01-Design-Patterns-and-Principles/Exercise 2 - Implementing the Factory Method Pattern.docx
+++ b/01-Design-Patterns-and-Principles/Exercise 2 - Implementing the Factory Method Pattern.docx
@@ -22,13 +22,9 @@
           <w:sz w:val="36"/>
           <w:szCs w:val="36"/>
         </w:rPr>
-        <w:t>WEEK – 1 Assignments</w:t>
-      </w:r>
-    </w:p>
-    <w:p>
-      <w:pPr>
-        <w:spacing w:line="360" w:lineRule="auto"/>
-        <w:jc w:val="center"/>
+        <w:t>Module</w:t>
+      </w:r>
+      <w:r>
         <w:rPr>
           <w:rFonts w:ascii="Times New Roman" w:hAnsi="Times New Roman" w:cs="Times New Roman"/>
           <w:b/>
@@ -36,8 +32,13 @@
           <w:sz w:val="36"/>
           <w:szCs w:val="36"/>
         </w:rPr>
-      </w:pPr>
-      <w:r>
+        <w:t xml:space="preserve"> – 1 Assignments</w:t>
+      </w:r>
+    </w:p>
+    <w:p>
+      <w:pPr>
+        <w:spacing w:line="360" w:lineRule="auto"/>
+        <w:jc w:val="center"/>
         <w:rPr>
           <w:rFonts w:ascii="Times New Roman" w:hAnsi="Times New Roman" w:cs="Times New Roman"/>
           <w:b/>
@@ -45,6 +46,15 @@
           <w:sz w:val="36"/>
           <w:szCs w:val="36"/>
         </w:rPr>
+      </w:pPr>
+      <w:r>
+        <w:rPr>
+          <w:rFonts w:ascii="Times New Roman" w:hAnsi="Times New Roman" w:cs="Times New Roman"/>
+          <w:b/>
+          <w:bCs/>
+          <w:sz w:val="36"/>
+          <w:szCs w:val="36"/>
+        </w:rPr>
         <w:t>Design Principles &amp; Patterns</w:t>
       </w:r>
     </w:p>
@@ -67,10 +77,12 @@
           <w:sz w:val="28"/>
           <w:szCs w:val="28"/>
         </w:rPr>
-        <w:t>Mandatory Hands-</w:t>
-      </w:r>
-      <w:proofErr w:type="gramStart"/>
-      <w:r>
+        <w:t>Mandatory Hands-on :-</w:t>
+      </w:r>
+    </w:p>
+    <w:p>
+      <w:pPr>
+        <w:spacing w:line="360" w:lineRule="auto"/>
         <w:rPr>
           <w:rFonts w:ascii="Times New Roman" w:hAnsi="Times New Roman" w:cs="Times New Roman"/>
           <w:b/>
@@ -78,9 +90,7 @@
           <w:sz w:val="28"/>
           <w:szCs w:val="28"/>
         </w:rPr>
-        <w:t>on :</w:t>
-      </w:r>
-      <w:proofErr w:type="gramEnd"/>
+      </w:pPr>
       <w:r>
         <w:rPr>
           <w:rFonts w:ascii="Times New Roman" w:hAnsi="Times New Roman" w:cs="Times New Roman"/>
@@ -89,28 +99,6 @@
           <w:sz w:val="28"/>
           <w:szCs w:val="28"/>
         </w:rPr>
-        <w:t>-</w:t>
-      </w:r>
-    </w:p>
-    <w:p>
-      <w:pPr>
-        <w:spacing w:line="360" w:lineRule="auto"/>
-        <w:rPr>
-          <w:rFonts w:ascii="Times New Roman" w:hAnsi="Times New Roman" w:cs="Times New Roman"/>
-          <w:b/>
-          <w:bCs/>
-          <w:sz w:val="28"/>
-          <w:szCs w:val="28"/>
-        </w:rPr>
-      </w:pPr>
-      <w:r>
-        <w:rPr>
-          <w:rFonts w:ascii="Times New Roman" w:hAnsi="Times New Roman" w:cs="Times New Roman"/>
-          <w:b/>
-          <w:bCs/>
-          <w:sz w:val="28"/>
-          <w:szCs w:val="28"/>
-        </w:rPr>
         <w:t>Exercise 2: Implementing the Factory Method Pattern</w:t>
       </w:r>
     </w:p>
@@ -125,7 +113,6 @@
           <w:szCs w:val="26"/>
         </w:rPr>
       </w:pPr>
-      <w:proofErr w:type="gramStart"/>
       <w:r>
         <w:rPr>
           <w:rFonts w:ascii="Times New Roman" w:hAnsi="Times New Roman" w:cs="Times New Roman"/>
@@ -136,7 +123,6 @@
         </w:rPr>
         <w:t>Scenario :</w:t>
       </w:r>
-      <w:proofErr w:type="gramEnd"/>
     </w:p>
     <w:p>
       <w:pPr>
@@ -163,7 +149,6 @@
           <w:szCs w:val="26"/>
         </w:rPr>
       </w:pPr>
-      <w:proofErr w:type="gramStart"/>
       <w:r>
         <w:rPr>
           <w:rFonts w:ascii="Times New Roman" w:hAnsi="Times New Roman" w:cs="Times New Roman"/>
@@ -174,7 +159,6 @@
         </w:rPr>
         <w:t>Answers :</w:t>
       </w:r>
-      <w:proofErr w:type="gramEnd"/>
     </w:p>
     <w:p>
       <w:pPr>
@@ -195,10 +179,26 @@
           <w:sz w:val="26"/>
           <w:szCs w:val="26"/>
         </w:rPr>
-        <w:t xml:space="preserve">Introduction to Factory Method </w:t>
-      </w:r>
-      <w:proofErr w:type="gramStart"/>
-      <w:r>
+        <w:t>Introduction to Factory Method Pattern :</w:t>
+      </w:r>
+    </w:p>
+    <w:p>
+      <w:pPr>
+        <w:spacing w:line="360" w:lineRule="auto"/>
+        <w:rPr>
+          <w:rFonts w:ascii="Times New Roman" w:hAnsi="Times New Roman" w:cs="Times New Roman"/>
+        </w:rPr>
+      </w:pPr>
+      <w:r>
+        <w:rPr>
+          <w:rFonts w:ascii="Times New Roman" w:hAnsi="Times New Roman" w:cs="Times New Roman"/>
+        </w:rPr>
+        <w:t>The Factory Method Pattern is a Creational Design Pattern that provides an interface for creating objects while allowing subclasses or factory classes to decide which specific object to instantiate. Instead of directly creating objects using the new keyword, object creation is centralized within a factory method. This approach promotes loose coupling between the client code and the concrete classes.</w:t>
+      </w:r>
+    </w:p>
+    <w:p>
+      <w:pPr>
+        <w:spacing w:line="360" w:lineRule="auto"/>
         <w:rPr>
           <w:rFonts w:ascii="Times New Roman" w:hAnsi="Times New Roman" w:cs="Times New Roman"/>
           <w:b/>
@@ -206,27 +206,8 @@
           <w:sz w:val="26"/>
           <w:szCs w:val="26"/>
         </w:rPr>
-        <w:t>Pattern :</w:t>
-      </w:r>
-      <w:proofErr w:type="gramEnd"/>
-    </w:p>
-    <w:p>
-      <w:pPr>
-        <w:spacing w:line="360" w:lineRule="auto"/>
-        <w:rPr>
-          <w:rFonts w:ascii="Times New Roman" w:hAnsi="Times New Roman" w:cs="Times New Roman"/>
-        </w:rPr>
-      </w:pPr>
-      <w:r>
-        <w:rPr>
-          <w:rFonts w:ascii="Times New Roman" w:hAnsi="Times New Roman" w:cs="Times New Roman"/>
-        </w:rPr>
-        <w:t>The Factory Method Pattern is a Creational Design Pattern that provides an interface for creating objects while allowing subclasses or factory classes to decide which specific object to instantiate. Instead of directly creating objects using the new keyword, object creation is centralized within a factory method. This approach promotes loose coupling between the client code and the concrete classes.</w:t>
-      </w:r>
-    </w:p>
-    <w:p>
-      <w:pPr>
-        <w:spacing w:line="360" w:lineRule="auto"/>
+      </w:pPr>
+      <w:r>
         <w:rPr>
           <w:rFonts w:ascii="Times New Roman" w:hAnsi="Times New Roman" w:cs="Times New Roman"/>
           <w:b/>
@@ -234,8 +215,26 @@
           <w:sz w:val="26"/>
           <w:szCs w:val="26"/>
         </w:rPr>
-      </w:pPr>
-      <w:r>
+        <w:t>Need for Factory Method Pattern :</w:t>
+      </w:r>
+    </w:p>
+    <w:p>
+      <w:pPr>
+        <w:spacing w:line="360" w:lineRule="auto"/>
+        <w:rPr>
+          <w:rFonts w:ascii="Times New Roman" w:hAnsi="Times New Roman" w:cs="Times New Roman"/>
+        </w:rPr>
+      </w:pPr>
+      <w:r>
+        <w:rPr>
+          <w:rFonts w:ascii="Times New Roman" w:hAnsi="Times New Roman" w:cs="Times New Roman"/>
+        </w:rPr>
+        <w:t>In software development, applications often need to create different types of objects based on user requirements or business rules. Direct object creation tightly couples the client code with concrete implementations, making future modifications difficult. The Factory Method Pattern solves this problem by encapsulating object creation logic inside a factory class, allowing new object types to be added with minimal code changes.</w:t>
+      </w:r>
+    </w:p>
+    <w:p>
+      <w:pPr>
+        <w:spacing w:line="360" w:lineRule="auto"/>
         <w:rPr>
           <w:rFonts w:ascii="Times New Roman" w:hAnsi="Times New Roman" w:cs="Times New Roman"/>
           <w:b/>
@@ -243,9 +242,7 @@
           <w:sz w:val="26"/>
           <w:szCs w:val="26"/>
         </w:rPr>
-        <w:t xml:space="preserve">Need for Factory Method </w:t>
-      </w:r>
-      <w:proofErr w:type="gramStart"/>
+      </w:pPr>
       <w:r>
         <w:rPr>
           <w:rFonts w:ascii="Times New Roman" w:hAnsi="Times New Roman" w:cs="Times New Roman"/>
@@ -254,22 +251,78 @@
           <w:sz w:val="26"/>
           <w:szCs w:val="26"/>
         </w:rPr>
-        <w:t>Pattern :</w:t>
-      </w:r>
-      <w:proofErr w:type="gramEnd"/>
-    </w:p>
-    <w:p>
-      <w:pPr>
-        <w:spacing w:line="360" w:lineRule="auto"/>
-        <w:rPr>
-          <w:rFonts w:ascii="Times New Roman" w:hAnsi="Times New Roman" w:cs="Times New Roman"/>
-        </w:rPr>
-      </w:pPr>
-      <w:r>
-        <w:rPr>
-          <w:rFonts w:ascii="Times New Roman" w:hAnsi="Times New Roman" w:cs="Times New Roman"/>
-        </w:rPr>
-        <w:t>In software development, applications often need to create different types of objects based on user requirements or business rules. Direct object creation tightly couples the client code with concrete implementations, making future modifications difficult. The Factory Method Pattern solves this problem by encapsulating object creation logic inside a factory class, allowing new object types to be added with minimal code changes.</w:t>
+        <w:t>Key Features :</w:t>
+      </w:r>
+    </w:p>
+    <w:p>
+      <w:pPr>
+        <w:spacing w:line="360" w:lineRule="auto"/>
+        <w:rPr>
+          <w:rFonts w:ascii="Times New Roman" w:hAnsi="Times New Roman" w:cs="Times New Roman"/>
+        </w:rPr>
+      </w:pPr>
+      <w:r>
+        <w:rPr>
+          <w:rFonts w:ascii="Times New Roman" w:hAnsi="Times New Roman" w:cs="Times New Roman"/>
+        </w:rPr>
+        <w:t>• Encapsulates object creation logic.</w:t>
+      </w:r>
+    </w:p>
+    <w:p>
+      <w:pPr>
+        <w:spacing w:line="360" w:lineRule="auto"/>
+        <w:rPr>
+          <w:rFonts w:ascii="Times New Roman" w:hAnsi="Times New Roman" w:cs="Times New Roman"/>
+        </w:rPr>
+      </w:pPr>
+      <w:r>
+        <w:rPr>
+          <w:rFonts w:ascii="Times New Roman" w:hAnsi="Times New Roman" w:cs="Times New Roman"/>
+        </w:rPr>
+        <w:lastRenderedPageBreak/>
+        <w:t>• Promotes loose coupling between classes.</w:t>
+      </w:r>
+    </w:p>
+    <w:p>
+      <w:pPr>
+        <w:spacing w:line="360" w:lineRule="auto"/>
+        <w:rPr>
+          <w:rFonts w:ascii="Times New Roman" w:hAnsi="Times New Roman" w:cs="Times New Roman"/>
+        </w:rPr>
+      </w:pPr>
+      <w:r>
+        <w:rPr>
+          <w:rFonts w:ascii="Times New Roman" w:hAnsi="Times New Roman" w:cs="Times New Roman"/>
+        </w:rPr>
+        <w:t>• Simplifies maintenance and scalability.</w:t>
+      </w:r>
+    </w:p>
+    <w:p>
+      <w:pPr>
+        <w:spacing w:line="360" w:lineRule="auto"/>
+        <w:rPr>
+          <w:rFonts w:ascii="Times New Roman" w:hAnsi="Times New Roman" w:cs="Times New Roman"/>
+        </w:rPr>
+      </w:pPr>
+      <w:r>
+        <w:rPr>
+          <w:rFonts w:ascii="Times New Roman" w:hAnsi="Times New Roman" w:cs="Times New Roman"/>
+        </w:rPr>
+        <w:t>• Supports the Open/Closed Principle.</w:t>
+      </w:r>
+    </w:p>
+    <w:p>
+      <w:pPr>
+        <w:spacing w:line="360" w:lineRule="auto"/>
+        <w:rPr>
+          <w:rFonts w:ascii="Times New Roman" w:hAnsi="Times New Roman" w:cs="Times New Roman"/>
+        </w:rPr>
+      </w:pPr>
+      <w:r>
+        <w:rPr>
+          <w:rFonts w:ascii="Times New Roman" w:hAnsi="Times New Roman" w:cs="Times New Roman"/>
+        </w:rPr>
+        <w:t>• Makes code easier to extend and test.</w:t>
       </w:r>
     </w:p>
     <w:p>
@@ -291,10 +344,96 @@
           <w:sz w:val="26"/>
           <w:szCs w:val="26"/>
         </w:rPr>
-        <w:t xml:space="preserve">Key </w:t>
-      </w:r>
-      <w:proofErr w:type="gramStart"/>
-      <w:r>
+        <w:t>Implementation Explanation :</w:t>
+      </w:r>
+    </w:p>
+    <w:p>
+      <w:pPr>
+        <w:spacing w:line="360" w:lineRule="auto"/>
+        <w:rPr>
+          <w:rFonts w:ascii="Times New Roman" w:hAnsi="Times New Roman" w:cs="Times New Roman"/>
+        </w:rPr>
+      </w:pPr>
+      <w:r>
+        <w:rPr>
+          <w:rFonts w:ascii="Times New Roman" w:hAnsi="Times New Roman" w:cs="Times New Roman"/>
+        </w:rPr>
+        <w:t xml:space="preserve">In this implementation, an interface named </w:t>
+      </w:r>
+      <w:proofErr w:type="spellStart"/>
+      <w:r>
+        <w:rPr>
+          <w:rFonts w:ascii="Times New Roman" w:hAnsi="Times New Roman" w:cs="Times New Roman"/>
+        </w:rPr>
+        <w:t>IPaymentProcessor</w:t>
+      </w:r>
+      <w:proofErr w:type="spellEnd"/>
+      <w:r>
+        <w:rPr>
+          <w:rFonts w:ascii="Times New Roman" w:hAnsi="Times New Roman" w:cs="Times New Roman"/>
+        </w:rPr>
+        <w:t xml:space="preserve"> is created to define the common behaviour of all payment processors. Three concrete classes, namely </w:t>
+      </w:r>
+      <w:proofErr w:type="spellStart"/>
+      <w:r>
+        <w:rPr>
+          <w:rFonts w:ascii="Times New Roman" w:hAnsi="Times New Roman" w:cs="Times New Roman"/>
+        </w:rPr>
+        <w:t>CreditCardPayment</w:t>
+      </w:r>
+      <w:proofErr w:type="spellEnd"/>
+      <w:r>
+        <w:rPr>
+          <w:rFonts w:ascii="Times New Roman" w:hAnsi="Times New Roman" w:cs="Times New Roman"/>
+        </w:rPr>
+        <w:t xml:space="preserve">, </w:t>
+      </w:r>
+      <w:proofErr w:type="spellStart"/>
+      <w:r>
+        <w:rPr>
+          <w:rFonts w:ascii="Times New Roman" w:hAnsi="Times New Roman" w:cs="Times New Roman"/>
+        </w:rPr>
+        <w:t>UPIPayment</w:t>
+      </w:r>
+      <w:proofErr w:type="spellEnd"/>
+      <w:r>
+        <w:rPr>
+          <w:rFonts w:ascii="Times New Roman" w:hAnsi="Times New Roman" w:cs="Times New Roman"/>
+        </w:rPr>
+        <w:t xml:space="preserve">, and </w:t>
+      </w:r>
+      <w:proofErr w:type="spellStart"/>
+      <w:r>
+        <w:rPr>
+          <w:rFonts w:ascii="Times New Roman" w:hAnsi="Times New Roman" w:cs="Times New Roman"/>
+        </w:rPr>
+        <w:t>NetBankingPayment</w:t>
+      </w:r>
+      <w:proofErr w:type="spellEnd"/>
+      <w:r>
+        <w:rPr>
+          <w:rFonts w:ascii="Times New Roman" w:hAnsi="Times New Roman" w:cs="Times New Roman"/>
+        </w:rPr>
+        <w:t xml:space="preserve">, implement this interface. A </w:t>
+      </w:r>
+      <w:proofErr w:type="spellStart"/>
+      <w:r>
+        <w:rPr>
+          <w:rFonts w:ascii="Times New Roman" w:hAnsi="Times New Roman" w:cs="Times New Roman"/>
+        </w:rPr>
+        <w:t>PaymentFactory</w:t>
+      </w:r>
+      <w:proofErr w:type="spellEnd"/>
+      <w:r>
+        <w:rPr>
+          <w:rFonts w:ascii="Times New Roman" w:hAnsi="Times New Roman" w:cs="Times New Roman"/>
+        </w:rPr>
+        <w:t xml:space="preserve"> class is responsible for creating the appropriate payment processor object based on the payment method provided by the user. The client interacts only with the factory and interface without knowing the exact class being instantiated.</w:t>
+      </w:r>
+    </w:p>
+    <w:p>
+      <w:pPr>
+        <w:spacing w:line="360" w:lineRule="auto"/>
         <w:rPr>
           <w:rFonts w:ascii="Times New Roman" w:hAnsi="Times New Roman" w:cs="Times New Roman"/>
           <w:b/>
@@ -302,84 +441,8 @@
           <w:sz w:val="26"/>
           <w:szCs w:val="26"/>
         </w:rPr>
-        <w:t>Features :</w:t>
-      </w:r>
-      <w:proofErr w:type="gramEnd"/>
-    </w:p>
-    <w:p>
-      <w:pPr>
-        <w:spacing w:line="360" w:lineRule="auto"/>
-        <w:rPr>
-          <w:rFonts w:ascii="Times New Roman" w:hAnsi="Times New Roman" w:cs="Times New Roman"/>
-        </w:rPr>
-      </w:pPr>
-      <w:r>
-        <w:rPr>
-          <w:rFonts w:ascii="Times New Roman" w:hAnsi="Times New Roman" w:cs="Times New Roman"/>
-        </w:rPr>
-        <w:t>• Encapsulates object creation logic.</w:t>
-      </w:r>
-    </w:p>
-    <w:p>
-      <w:pPr>
-        <w:spacing w:line="360" w:lineRule="auto"/>
-        <w:rPr>
-          <w:rFonts w:ascii="Times New Roman" w:hAnsi="Times New Roman" w:cs="Times New Roman"/>
-        </w:rPr>
-      </w:pPr>
-      <w:r>
-        <w:rPr>
-          <w:rFonts w:ascii="Times New Roman" w:hAnsi="Times New Roman" w:cs="Times New Roman"/>
-        </w:rPr>
-        <w:lastRenderedPageBreak/>
-        <w:t>• Promotes loose coupling between classes.</w:t>
-      </w:r>
-    </w:p>
-    <w:p>
-      <w:pPr>
-        <w:spacing w:line="360" w:lineRule="auto"/>
-        <w:rPr>
-          <w:rFonts w:ascii="Times New Roman" w:hAnsi="Times New Roman" w:cs="Times New Roman"/>
-        </w:rPr>
-      </w:pPr>
-      <w:r>
-        <w:rPr>
-          <w:rFonts w:ascii="Times New Roman" w:hAnsi="Times New Roman" w:cs="Times New Roman"/>
-        </w:rPr>
-        <w:t>• Simplifies maintenance and scalability.</w:t>
-      </w:r>
-    </w:p>
-    <w:p>
-      <w:pPr>
-        <w:spacing w:line="360" w:lineRule="auto"/>
-        <w:rPr>
-          <w:rFonts w:ascii="Times New Roman" w:hAnsi="Times New Roman" w:cs="Times New Roman"/>
-        </w:rPr>
-      </w:pPr>
-      <w:r>
-        <w:rPr>
-          <w:rFonts w:ascii="Times New Roman" w:hAnsi="Times New Roman" w:cs="Times New Roman"/>
-        </w:rPr>
-        <w:t>• Supports the Open/Closed Principle.</w:t>
-      </w:r>
-    </w:p>
-    <w:p>
-      <w:pPr>
-        <w:spacing w:line="360" w:lineRule="auto"/>
-        <w:rPr>
-          <w:rFonts w:ascii="Times New Roman" w:hAnsi="Times New Roman" w:cs="Times New Roman"/>
-        </w:rPr>
-      </w:pPr>
-      <w:r>
-        <w:rPr>
-          <w:rFonts w:ascii="Times New Roman" w:hAnsi="Times New Roman" w:cs="Times New Roman"/>
-        </w:rPr>
-        <w:t>• Makes code easier to extend and test.</w:t>
-      </w:r>
-    </w:p>
-    <w:p>
-      <w:pPr>
-        <w:spacing w:line="360" w:lineRule="auto"/>
+      </w:pPr>
+      <w:r>
         <w:rPr>
           <w:rFonts w:ascii="Times New Roman" w:hAnsi="Times New Roman" w:cs="Times New Roman"/>
           <w:b/>
@@ -387,8 +450,76 @@
           <w:sz w:val="26"/>
           <w:szCs w:val="26"/>
         </w:rPr>
-      </w:pPr>
-      <w:r>
+        <w:t>Complexity Analysis :</w:t>
+      </w:r>
+    </w:p>
+    <w:p>
+      <w:pPr>
+        <w:spacing w:line="360" w:lineRule="auto"/>
+        <w:rPr>
+          <w:rFonts w:ascii="Times New Roman" w:hAnsi="Times New Roman" w:cs="Times New Roman"/>
+        </w:rPr>
+      </w:pPr>
+      <w:r>
+        <w:rPr>
+          <w:rFonts w:ascii="Times New Roman" w:hAnsi="Times New Roman" w:cs="Times New Roman"/>
+        </w:rPr>
+        <w:t>The Factory Method Pattern efficiently creates objects by delegating the creation process to a dedicated factory class. Since object selection is based on simple conditional logic, the execution time remains constant for a limited number of payment types.</w:t>
+      </w:r>
+    </w:p>
+    <w:p>
+      <w:pPr>
+        <w:spacing w:line="360" w:lineRule="auto"/>
+        <w:rPr>
+          <w:rFonts w:ascii="Times New Roman" w:hAnsi="Times New Roman" w:cs="Times New Roman"/>
+        </w:rPr>
+      </w:pPr>
+      <w:r>
+        <w:rPr>
+          <w:rFonts w:ascii="Times New Roman" w:hAnsi="Times New Roman" w:cs="Times New Roman"/>
+        </w:rPr>
+        <w:t xml:space="preserve">• </w:t>
+      </w:r>
+      <w:r>
+        <w:rPr>
+          <w:rFonts w:ascii="Times New Roman" w:hAnsi="Times New Roman" w:cs="Times New Roman"/>
+          <w:b/>
+          <w:bCs/>
+        </w:rPr>
+        <w:t>Time Complexity :</w:t>
+      </w:r>
+      <w:r>
+        <w:rPr>
+          <w:rFonts w:ascii="Times New Roman" w:hAnsi="Times New Roman" w:cs="Times New Roman"/>
+        </w:rPr>
+        <w:t xml:space="preserve"> O(1)</w:t>
+      </w:r>
+    </w:p>
+    <w:p>
+      <w:pPr>
+        <w:spacing w:line="360" w:lineRule="auto"/>
+        <w:rPr>
+          <w:rFonts w:ascii="Times New Roman" w:hAnsi="Times New Roman" w:cs="Times New Roman"/>
+        </w:rPr>
+      </w:pPr>
+      <w:r>
+        <w:rPr>
+          <w:rFonts w:ascii="Times New Roman" w:hAnsi="Times New Roman" w:cs="Times New Roman"/>
+          <w:b/>
+          <w:bCs/>
+        </w:rPr>
+        <w:t>• Space Complexity :</w:t>
+      </w:r>
+      <w:r>
+        <w:rPr>
+          <w:rFonts w:ascii="Times New Roman" w:hAnsi="Times New Roman" w:cs="Times New Roman"/>
+        </w:rPr>
+        <w:t xml:space="preserve"> O(1)</w:t>
+      </w:r>
+    </w:p>
+    <w:p>
+      <w:pPr>
+        <w:spacing w:line="360" w:lineRule="auto"/>
         <w:rPr>
           <w:rFonts w:ascii="Times New Roman" w:hAnsi="Times New Roman" w:cs="Times New Roman"/>
           <w:b/>
@@ -396,9 +527,7 @@
           <w:sz w:val="26"/>
           <w:szCs w:val="26"/>
         </w:rPr>
-        <w:t xml:space="preserve">Implementation </w:t>
-      </w:r>
-      <w:proofErr w:type="gramStart"/>
+      </w:pPr>
       <w:r>
         <w:rPr>
           <w:rFonts w:ascii="Times New Roman" w:hAnsi="Times New Roman" w:cs="Times New Roman"/>
@@ -407,456 +536,158 @@
           <w:sz w:val="26"/>
           <w:szCs w:val="26"/>
         </w:rPr>
-        <w:t>Explanation :</w:t>
-      </w:r>
-      <w:proofErr w:type="gramEnd"/>
-    </w:p>
-    <w:p>
-      <w:pPr>
-        <w:spacing w:line="360" w:lineRule="auto"/>
-        <w:rPr>
-          <w:rFonts w:ascii="Times New Roman" w:hAnsi="Times New Roman" w:cs="Times New Roman"/>
-        </w:rPr>
-      </w:pPr>
-      <w:r>
-        <w:rPr>
-          <w:rFonts w:ascii="Times New Roman" w:hAnsi="Times New Roman" w:cs="Times New Roman"/>
-        </w:rPr>
-        <w:t xml:space="preserve">In this implementation, an interface named </w:t>
-      </w:r>
+        <w:t>Real World Applications :</w:t>
+      </w:r>
+    </w:p>
+    <w:p>
+      <w:pPr>
+        <w:spacing w:line="360" w:lineRule="auto"/>
+        <w:rPr>
+          <w:rFonts w:ascii="Times New Roman" w:hAnsi="Times New Roman" w:cs="Times New Roman"/>
+        </w:rPr>
+      </w:pPr>
+      <w:r>
+        <w:rPr>
+          <w:rFonts w:ascii="Times New Roman" w:hAnsi="Times New Roman" w:cs="Times New Roman"/>
+        </w:rPr>
+        <w:t>• Payment Gateway Systems</w:t>
+      </w:r>
+    </w:p>
+    <w:p>
+      <w:pPr>
+        <w:spacing w:line="360" w:lineRule="auto"/>
+        <w:rPr>
+          <w:rFonts w:ascii="Times New Roman" w:hAnsi="Times New Roman" w:cs="Times New Roman"/>
+        </w:rPr>
+      </w:pPr>
+      <w:r>
+        <w:rPr>
+          <w:rFonts w:ascii="Times New Roman" w:hAnsi="Times New Roman" w:cs="Times New Roman"/>
+        </w:rPr>
+        <w:t>• Notification Services</w:t>
+      </w:r>
+    </w:p>
+    <w:p>
+      <w:pPr>
+        <w:spacing w:line="360" w:lineRule="auto"/>
+        <w:rPr>
+          <w:rFonts w:ascii="Times New Roman" w:hAnsi="Times New Roman" w:cs="Times New Roman"/>
+        </w:rPr>
+      </w:pPr>
+      <w:r>
+        <w:rPr>
+          <w:rFonts w:ascii="Times New Roman" w:hAnsi="Times New Roman" w:cs="Times New Roman"/>
+        </w:rPr>
+        <w:t>• Document Generation Systems</w:t>
+      </w:r>
+    </w:p>
+    <w:p>
+      <w:pPr>
+        <w:spacing w:line="360" w:lineRule="auto"/>
+        <w:rPr>
+          <w:rFonts w:ascii="Times New Roman" w:hAnsi="Times New Roman" w:cs="Times New Roman"/>
+        </w:rPr>
+      </w:pPr>
+      <w:r>
+        <w:rPr>
+          <w:rFonts w:ascii="Times New Roman" w:hAnsi="Times New Roman" w:cs="Times New Roman"/>
+        </w:rPr>
+        <w:t>• Logistics and Delivery Applications</w:t>
+      </w:r>
+    </w:p>
+    <w:p>
+      <w:pPr>
+        <w:spacing w:line="360" w:lineRule="auto"/>
+        <w:rPr>
+          <w:rFonts w:ascii="Times New Roman" w:hAnsi="Times New Roman" w:cs="Times New Roman"/>
+        </w:rPr>
+      </w:pPr>
+      <w:r>
+        <w:rPr>
+          <w:rFonts w:ascii="Times New Roman" w:hAnsi="Times New Roman" w:cs="Times New Roman"/>
+        </w:rPr>
+        <w:t>• Vehicle Manufacturing Systems</w:t>
+      </w:r>
+    </w:p>
+    <w:p>
+      <w:pPr>
+        <w:spacing w:line="360" w:lineRule="auto"/>
+        <w:rPr>
+          <w:rFonts w:ascii="Times New Roman" w:hAnsi="Times New Roman" w:cs="Times New Roman"/>
+          <w:b/>
+          <w:bCs/>
+        </w:rPr>
+      </w:pPr>
+      <w:r>
+        <w:rPr>
+          <w:rFonts w:ascii="Times New Roman" w:hAnsi="Times New Roman" w:cs="Times New Roman"/>
+          <w:b/>
+          <w:bCs/>
+        </w:rPr>
+        <w:t>Codes :-</w:t>
+      </w:r>
+    </w:p>
+    <w:p>
+      <w:pPr>
+        <w:spacing w:line="360" w:lineRule="auto"/>
+        <w:rPr>
+          <w:rFonts w:ascii="Times New Roman" w:hAnsi="Times New Roman" w:cs="Times New Roman"/>
+          <w:b/>
+          <w:bCs/>
+        </w:rPr>
+      </w:pPr>
+      <w:r>
+        <w:rPr>
+          <w:rFonts w:ascii="Times New Roman" w:hAnsi="Times New Roman" w:cs="Times New Roman"/>
+          <w:b/>
+          <w:bCs/>
+        </w:rPr>
+        <w:t>File names :</w:t>
+      </w:r>
+    </w:p>
+    <w:p>
+      <w:pPr>
+        <w:spacing w:line="360" w:lineRule="auto"/>
+        <w:rPr>
+          <w:rFonts w:ascii="Times New Roman" w:hAnsi="Times New Roman" w:cs="Times New Roman"/>
+          <w:b/>
+          <w:bCs/>
+        </w:rPr>
+      </w:pPr>
       <w:proofErr w:type="spellStart"/>
       <w:r>
         <w:rPr>
           <w:rFonts w:ascii="Times New Roman" w:hAnsi="Times New Roman" w:cs="Times New Roman"/>
-        </w:rPr>
-        <w:t>IPaymentProcessor</w:t>
+          <w:b/>
+          <w:bCs/>
+        </w:rPr>
+        <w:t>Program.cs</w:t>
       </w:r>
       <w:proofErr w:type="spellEnd"/>
       <w:r>
         <w:rPr>
           <w:rFonts w:ascii="Times New Roman" w:hAnsi="Times New Roman" w:cs="Times New Roman"/>
-        </w:rPr>
-        <w:t xml:space="preserve"> is created to define the common </w:t>
-      </w:r>
-      <w:r>
-        <w:rPr>
-          <w:rFonts w:ascii="Times New Roman" w:hAnsi="Times New Roman" w:cs="Times New Roman"/>
-        </w:rPr>
-        <w:t>behaviour</w:t>
-      </w:r>
-      <w:r>
-        <w:rPr>
-          <w:rFonts w:ascii="Times New Roman" w:hAnsi="Times New Roman" w:cs="Times New Roman"/>
-        </w:rPr>
-        <w:t xml:space="preserve"> of all payment processors. Three concrete classes, namely </w:t>
-      </w:r>
-      <w:proofErr w:type="spellStart"/>
-      <w:r>
-        <w:rPr>
-          <w:rFonts w:ascii="Times New Roman" w:hAnsi="Times New Roman" w:cs="Times New Roman"/>
-        </w:rPr>
-        <w:t>CreditCardPayment</w:t>
-      </w:r>
-      <w:proofErr w:type="spellEnd"/>
-      <w:r>
-        <w:rPr>
-          <w:rFonts w:ascii="Times New Roman" w:hAnsi="Times New Roman" w:cs="Times New Roman"/>
-        </w:rPr>
-        <w:t xml:space="preserve">, </w:t>
-      </w:r>
-      <w:proofErr w:type="spellStart"/>
-      <w:r>
-        <w:rPr>
-          <w:rFonts w:ascii="Times New Roman" w:hAnsi="Times New Roman" w:cs="Times New Roman"/>
-        </w:rPr>
-        <w:t>UPIPayment</w:t>
-      </w:r>
-      <w:proofErr w:type="spellEnd"/>
-      <w:r>
-        <w:rPr>
-          <w:rFonts w:ascii="Times New Roman" w:hAnsi="Times New Roman" w:cs="Times New Roman"/>
-        </w:rPr>
-        <w:t xml:space="preserve">, and </w:t>
-      </w:r>
-      <w:proofErr w:type="spellStart"/>
-      <w:r>
-        <w:rPr>
-          <w:rFonts w:ascii="Times New Roman" w:hAnsi="Times New Roman" w:cs="Times New Roman"/>
-        </w:rPr>
-        <w:t>NetBankingPayment</w:t>
-      </w:r>
-      <w:proofErr w:type="spellEnd"/>
-      <w:r>
-        <w:rPr>
-          <w:rFonts w:ascii="Times New Roman" w:hAnsi="Times New Roman" w:cs="Times New Roman"/>
-        </w:rPr>
-        <w:t xml:space="preserve">, implement this interface. A </w:t>
-      </w:r>
-      <w:proofErr w:type="spellStart"/>
-      <w:r>
-        <w:rPr>
-          <w:rFonts w:ascii="Times New Roman" w:hAnsi="Times New Roman" w:cs="Times New Roman"/>
-        </w:rPr>
-        <w:t>PaymentFactory</w:t>
-      </w:r>
-      <w:proofErr w:type="spellEnd"/>
-      <w:r>
-        <w:rPr>
-          <w:rFonts w:ascii="Times New Roman" w:hAnsi="Times New Roman" w:cs="Times New Roman"/>
-        </w:rPr>
-        <w:t xml:space="preserve"> class is responsible for creating the appropriate payment processor object based on the payment method provided by the user. The client interacts only with the factory and interface without knowing the exact class being instantiated.</w:t>
-      </w:r>
-    </w:p>
-    <w:p>
-      <w:pPr>
-        <w:spacing w:line="360" w:lineRule="auto"/>
-        <w:rPr>
-          <w:rFonts w:ascii="Times New Roman" w:hAnsi="Times New Roman" w:cs="Times New Roman"/>
-          <w:b/>
-          <w:bCs/>
-          <w:sz w:val="26"/>
-          <w:szCs w:val="26"/>
-        </w:rPr>
-      </w:pPr>
-      <w:r>
-        <w:rPr>
-          <w:rFonts w:ascii="Times New Roman" w:hAnsi="Times New Roman" w:cs="Times New Roman"/>
-          <w:b/>
-          <w:bCs/>
-          <w:sz w:val="26"/>
-          <w:szCs w:val="26"/>
-        </w:rPr>
-        <w:t xml:space="preserve">Complexity </w:t>
-      </w:r>
-      <w:proofErr w:type="gramStart"/>
-      <w:r>
-        <w:rPr>
-          <w:rFonts w:ascii="Times New Roman" w:hAnsi="Times New Roman" w:cs="Times New Roman"/>
-          <w:b/>
-          <w:bCs/>
-          <w:sz w:val="26"/>
-          <w:szCs w:val="26"/>
-        </w:rPr>
-        <w:t>Analysis :</w:t>
-      </w:r>
-      <w:proofErr w:type="gramEnd"/>
-    </w:p>
-    <w:p>
-      <w:pPr>
-        <w:spacing w:line="360" w:lineRule="auto"/>
-        <w:rPr>
-          <w:rFonts w:ascii="Times New Roman" w:hAnsi="Times New Roman" w:cs="Times New Roman"/>
-        </w:rPr>
-      </w:pPr>
-      <w:r>
-        <w:rPr>
-          <w:rFonts w:ascii="Times New Roman" w:hAnsi="Times New Roman" w:cs="Times New Roman"/>
-        </w:rPr>
-        <w:t>The Factory Method Pattern efficiently creates objects by delegating the creation process to a dedicated factory class. Since object selection is based on simple conditional logic, the execution time remains constant for a limited number of payment types.</w:t>
-      </w:r>
-    </w:p>
-    <w:p>
-      <w:pPr>
-        <w:spacing w:line="360" w:lineRule="auto"/>
-        <w:rPr>
-          <w:rFonts w:ascii="Times New Roman" w:hAnsi="Times New Roman" w:cs="Times New Roman"/>
-        </w:rPr>
-      </w:pPr>
-      <w:r>
-        <w:rPr>
-          <w:rFonts w:ascii="Times New Roman" w:hAnsi="Times New Roman" w:cs="Times New Roman"/>
-        </w:rPr>
-        <w:t xml:space="preserve">• </w:t>
-      </w:r>
-      <w:r>
-        <w:rPr>
-          <w:rFonts w:ascii="Times New Roman" w:hAnsi="Times New Roman" w:cs="Times New Roman"/>
-          <w:b/>
-          <w:bCs/>
-        </w:rPr>
-        <w:t xml:space="preserve">Time </w:t>
-      </w:r>
-      <w:proofErr w:type="gramStart"/>
-      <w:r>
-        <w:rPr>
-          <w:rFonts w:ascii="Times New Roman" w:hAnsi="Times New Roman" w:cs="Times New Roman"/>
-          <w:b/>
-          <w:bCs/>
-        </w:rPr>
-        <w:t>Complexity :</w:t>
-      </w:r>
-      <w:proofErr w:type="gramEnd"/>
-      <w:r>
-        <w:rPr>
-          <w:rFonts w:ascii="Times New Roman" w:hAnsi="Times New Roman" w:cs="Times New Roman"/>
-        </w:rPr>
-        <w:t xml:space="preserve"> </w:t>
-      </w:r>
-      <w:proofErr w:type="gramStart"/>
-      <w:r>
-        <w:rPr>
-          <w:rFonts w:ascii="Times New Roman" w:hAnsi="Times New Roman" w:cs="Times New Roman"/>
-        </w:rPr>
-        <w:t>O(</w:t>
-      </w:r>
-      <w:proofErr w:type="gramEnd"/>
-      <w:r>
-        <w:rPr>
-          <w:rFonts w:ascii="Times New Roman" w:hAnsi="Times New Roman" w:cs="Times New Roman"/>
-        </w:rPr>
-        <w:t>1)</w:t>
-      </w:r>
-    </w:p>
-    <w:p>
-      <w:pPr>
-        <w:spacing w:line="360" w:lineRule="auto"/>
-        <w:rPr>
-          <w:rFonts w:ascii="Times New Roman" w:hAnsi="Times New Roman" w:cs="Times New Roman"/>
-        </w:rPr>
-      </w:pPr>
-      <w:r>
-        <w:rPr>
-          <w:rFonts w:ascii="Times New Roman" w:hAnsi="Times New Roman" w:cs="Times New Roman"/>
-          <w:b/>
-          <w:bCs/>
-        </w:rPr>
-        <w:t xml:space="preserve">• Space </w:t>
-      </w:r>
-      <w:proofErr w:type="gramStart"/>
-      <w:r>
-        <w:rPr>
-          <w:rFonts w:ascii="Times New Roman" w:hAnsi="Times New Roman" w:cs="Times New Roman"/>
-          <w:b/>
-          <w:bCs/>
-        </w:rPr>
-        <w:t>Complexity :</w:t>
-      </w:r>
-      <w:proofErr w:type="gramEnd"/>
-      <w:r>
-        <w:rPr>
-          <w:rFonts w:ascii="Times New Roman" w:hAnsi="Times New Roman" w:cs="Times New Roman"/>
-        </w:rPr>
-        <w:t xml:space="preserve"> </w:t>
-      </w:r>
-      <w:proofErr w:type="gramStart"/>
-      <w:r>
-        <w:rPr>
-          <w:rFonts w:ascii="Times New Roman" w:hAnsi="Times New Roman" w:cs="Times New Roman"/>
-        </w:rPr>
-        <w:t>O(</w:t>
-      </w:r>
-      <w:proofErr w:type="gramEnd"/>
-      <w:r>
-        <w:rPr>
-          <w:rFonts w:ascii="Times New Roman" w:hAnsi="Times New Roman" w:cs="Times New Roman"/>
-        </w:rPr>
-        <w:t>1)</w:t>
-      </w:r>
-    </w:p>
-    <w:p>
-      <w:pPr>
-        <w:spacing w:line="360" w:lineRule="auto"/>
-        <w:rPr>
-          <w:rFonts w:ascii="Times New Roman" w:hAnsi="Times New Roman" w:cs="Times New Roman"/>
-          <w:b/>
-          <w:bCs/>
-          <w:sz w:val="26"/>
-          <w:szCs w:val="26"/>
-        </w:rPr>
-      </w:pPr>
-      <w:r>
-        <w:rPr>
-          <w:rFonts w:ascii="Times New Roman" w:hAnsi="Times New Roman" w:cs="Times New Roman"/>
-          <w:b/>
-          <w:bCs/>
-          <w:sz w:val="26"/>
-          <w:szCs w:val="26"/>
-        </w:rPr>
-        <w:t xml:space="preserve">Real World </w:t>
-      </w:r>
-      <w:proofErr w:type="gramStart"/>
-      <w:r>
-        <w:rPr>
-          <w:rFonts w:ascii="Times New Roman" w:hAnsi="Times New Roman" w:cs="Times New Roman"/>
-          <w:b/>
-          <w:bCs/>
-          <w:sz w:val="26"/>
-          <w:szCs w:val="26"/>
-        </w:rPr>
-        <w:t>Applications :</w:t>
-      </w:r>
-      <w:proofErr w:type="gramEnd"/>
-    </w:p>
-    <w:p>
-      <w:pPr>
-        <w:spacing w:line="360" w:lineRule="auto"/>
-        <w:rPr>
-          <w:rFonts w:ascii="Times New Roman" w:hAnsi="Times New Roman" w:cs="Times New Roman"/>
-        </w:rPr>
-      </w:pPr>
-      <w:r>
-        <w:rPr>
-          <w:rFonts w:ascii="Times New Roman" w:hAnsi="Times New Roman" w:cs="Times New Roman"/>
-        </w:rPr>
-        <w:t>• Payment Gateway Systems</w:t>
-      </w:r>
-    </w:p>
-    <w:p>
-      <w:pPr>
-        <w:spacing w:line="360" w:lineRule="auto"/>
-        <w:rPr>
-          <w:rFonts w:ascii="Times New Roman" w:hAnsi="Times New Roman" w:cs="Times New Roman"/>
-        </w:rPr>
-      </w:pPr>
-      <w:r>
-        <w:rPr>
-          <w:rFonts w:ascii="Times New Roman" w:hAnsi="Times New Roman" w:cs="Times New Roman"/>
-        </w:rPr>
-        <w:t>• Notification Services</w:t>
-      </w:r>
-    </w:p>
-    <w:p>
-      <w:pPr>
-        <w:spacing w:line="360" w:lineRule="auto"/>
-        <w:rPr>
-          <w:rFonts w:ascii="Times New Roman" w:hAnsi="Times New Roman" w:cs="Times New Roman"/>
-        </w:rPr>
-      </w:pPr>
-      <w:r>
-        <w:rPr>
-          <w:rFonts w:ascii="Times New Roman" w:hAnsi="Times New Roman" w:cs="Times New Roman"/>
-        </w:rPr>
-        <w:t>• Document Generation Systems</w:t>
-      </w:r>
-    </w:p>
-    <w:p>
-      <w:pPr>
-        <w:spacing w:line="360" w:lineRule="auto"/>
-        <w:rPr>
-          <w:rFonts w:ascii="Times New Roman" w:hAnsi="Times New Roman" w:cs="Times New Roman"/>
-        </w:rPr>
-      </w:pPr>
-      <w:r>
-        <w:rPr>
-          <w:rFonts w:ascii="Times New Roman" w:hAnsi="Times New Roman" w:cs="Times New Roman"/>
-        </w:rPr>
-        <w:t>• Logistics and Delivery Applications</w:t>
-      </w:r>
-    </w:p>
-    <w:p>
-      <w:pPr>
-        <w:spacing w:line="360" w:lineRule="auto"/>
-        <w:rPr>
-          <w:rFonts w:ascii="Times New Roman" w:hAnsi="Times New Roman" w:cs="Times New Roman"/>
-        </w:rPr>
-      </w:pPr>
-      <w:r>
-        <w:rPr>
-          <w:rFonts w:ascii="Times New Roman" w:hAnsi="Times New Roman" w:cs="Times New Roman"/>
-        </w:rPr>
-        <w:t>• Vehicle Manufacturing Systems</w:t>
-      </w:r>
-    </w:p>
-    <w:p>
-      <w:pPr>
-        <w:spacing w:line="360" w:lineRule="auto"/>
-        <w:rPr>
-          <w:rFonts w:ascii="Times New Roman" w:hAnsi="Times New Roman" w:cs="Times New Roman"/>
-          <w:b/>
-          <w:bCs/>
-        </w:rPr>
-      </w:pPr>
-      <w:proofErr w:type="gramStart"/>
-      <w:r>
-        <w:rPr>
-          <w:rFonts w:ascii="Times New Roman" w:hAnsi="Times New Roman" w:cs="Times New Roman"/>
-          <w:b/>
-          <w:bCs/>
-        </w:rPr>
-        <w:t>Codes :</w:t>
-      </w:r>
-      <w:proofErr w:type="gramEnd"/>
-      <w:r>
-        <w:rPr>
-          <w:rFonts w:ascii="Times New Roman" w:hAnsi="Times New Roman" w:cs="Times New Roman"/>
-          <w:b/>
-          <w:bCs/>
-        </w:rPr>
-        <w:t>-</w:t>
-      </w:r>
-    </w:p>
-    <w:p>
-      <w:pPr>
-        <w:spacing w:line="360" w:lineRule="auto"/>
-        <w:rPr>
-          <w:rFonts w:ascii="Times New Roman" w:hAnsi="Times New Roman" w:cs="Times New Roman"/>
-          <w:b/>
-          <w:bCs/>
-        </w:rPr>
-      </w:pPr>
-      <w:r>
-        <w:rPr>
-          <w:rFonts w:ascii="Times New Roman" w:hAnsi="Times New Roman" w:cs="Times New Roman"/>
-          <w:b/>
-          <w:bCs/>
-        </w:rPr>
-        <w:t xml:space="preserve">File </w:t>
-      </w:r>
-      <w:proofErr w:type="gramStart"/>
-      <w:r>
-        <w:rPr>
-          <w:rFonts w:ascii="Times New Roman" w:hAnsi="Times New Roman" w:cs="Times New Roman"/>
-          <w:b/>
-          <w:bCs/>
-        </w:rPr>
-        <w:t>names :</w:t>
-      </w:r>
-      <w:proofErr w:type="gramEnd"/>
-    </w:p>
-    <w:p>
-      <w:pPr>
-        <w:spacing w:line="360" w:lineRule="auto"/>
-        <w:rPr>
-          <w:rFonts w:ascii="Times New Roman" w:hAnsi="Times New Roman" w:cs="Times New Roman"/>
-          <w:b/>
-          <w:bCs/>
-        </w:rPr>
-      </w:pPr>
-      <w:proofErr w:type="spellStart"/>
-      <w:proofErr w:type="gramStart"/>
-      <w:r>
-        <w:rPr>
-          <w:rFonts w:ascii="Times New Roman" w:hAnsi="Times New Roman" w:cs="Times New Roman"/>
-          <w:b/>
-          <w:bCs/>
-        </w:rPr>
-        <w:t>Program.cs</w:t>
-      </w:r>
-      <w:proofErr w:type="spellEnd"/>
-      <w:r>
-        <w:rPr>
-          <w:rFonts w:ascii="Times New Roman" w:hAnsi="Times New Roman" w:cs="Times New Roman"/>
           <w:b/>
           <w:bCs/>
         </w:rPr>
         <w:t xml:space="preserve"> :</w:t>
       </w:r>
-      <w:proofErr w:type="gramEnd"/>
-    </w:p>
-    <w:p>
-      <w:pPr>
-        <w:spacing w:line="360" w:lineRule="auto"/>
-        <w:rPr>
-          <w:rFonts w:ascii="Times New Roman" w:hAnsi="Times New Roman" w:cs="Times New Roman"/>
-          <w:b/>
-          <w:bCs/>
-        </w:rPr>
-      </w:pPr>
-      <w:r>
-        <w:rPr>
-          <w:rFonts w:ascii="Times New Roman" w:hAnsi="Times New Roman" w:cs="Times New Roman"/>
-          <w:b/>
-          <w:bCs/>
+    </w:p>
+    <w:p>
+      <w:pPr>
+        <w:spacing w:line="360" w:lineRule="auto"/>
+        <w:rPr>
+          <w:rFonts w:ascii="Times New Roman" w:hAnsi="Times New Roman" w:cs="Times New Roman"/>
+          <w:b/>
+          <w:bCs/>
+        </w:rPr>
+      </w:pPr>
+      <w:r>
+        <w:rPr>
+          <w:rFonts w:ascii="Times New Roman" w:hAnsi="Times New Roman" w:cs="Times New Roman"/>
+          <w:b/>
+          <w:bCs/>
+          <w:noProof/>
         </w:rPr>
         <w:lastRenderedPageBreak/>
         <w:drawing>
@@ -910,6 +741,7 @@
           <w:rFonts w:ascii="Times New Roman" w:hAnsi="Times New Roman" w:cs="Times New Roman"/>
           <w:b/>
           <w:bCs/>
+          <w:noProof/>
         </w:rPr>
         <w:drawing>
           <wp:inline distT="0" distB="0" distL="0" distR="0" wp14:anchorId="6B757BBD" wp14:editId="6BA7575A">
@@ -962,6 +794,7 @@
           <w:rFonts w:ascii="Times New Roman" w:hAnsi="Times New Roman" w:cs="Times New Roman"/>
           <w:b/>
           <w:bCs/>
+          <w:noProof/>
         </w:rPr>
         <w:lastRenderedPageBreak/>
         <w:drawing>
@@ -1015,6 +848,7 @@
           <w:rFonts w:ascii="Times New Roman" w:hAnsi="Times New Roman" w:cs="Times New Roman"/>
           <w:b/>
           <w:bCs/>
+          <w:noProof/>
         </w:rPr>
         <w:drawing>
           <wp:inline distT="0" distB="0" distL="0" distR="0" wp14:anchorId="5D8061F1" wp14:editId="3CFA3406">
@@ -1064,7 +898,6 @@
           <w:szCs w:val="26"/>
         </w:rPr>
       </w:pPr>
-      <w:proofErr w:type="gramStart"/>
       <w:r>
         <w:rPr>
           <w:rFonts w:ascii="Times New Roman" w:hAnsi="Times New Roman" w:cs="Times New Roman"/>
@@ -1073,30 +906,20 @@
           <w:sz w:val="26"/>
           <w:szCs w:val="26"/>
         </w:rPr>
-        <w:t>Output :</w:t>
-      </w:r>
-      <w:proofErr w:type="gramEnd"/>
-      <w:r>
-        <w:rPr>
-          <w:rFonts w:ascii="Times New Roman" w:hAnsi="Times New Roman" w:cs="Times New Roman"/>
-          <w:b/>
-          <w:bCs/>
-          <w:sz w:val="26"/>
-          <w:szCs w:val="26"/>
-        </w:rPr>
-        <w:t>-</w:t>
-      </w:r>
-    </w:p>
-    <w:p>
-      <w:pPr>
-        <w:spacing w:line="360" w:lineRule="auto"/>
-        <w:rPr>
-          <w:rFonts w:ascii="Times New Roman" w:hAnsi="Times New Roman" w:cs="Times New Roman"/>
-        </w:rPr>
-      </w:pPr>
-      <w:r>
-        <w:rPr>
-          <w:rFonts w:ascii="Times New Roman" w:hAnsi="Times New Roman" w:cs="Times New Roman"/>
+        <w:t>Output :-</w:t>
+      </w:r>
+    </w:p>
+    <w:p>
+      <w:pPr>
+        <w:spacing w:line="360" w:lineRule="auto"/>
+        <w:rPr>
+          <w:rFonts w:ascii="Times New Roman" w:hAnsi="Times New Roman" w:cs="Times New Roman"/>
+        </w:rPr>
+      </w:pPr>
+      <w:r>
+        <w:rPr>
+          <w:rFonts w:ascii="Times New Roman" w:hAnsi="Times New Roman" w:cs="Times New Roman"/>
+          <w:noProof/>
         </w:rPr>
         <w:drawing>
           <wp:inline distT="0" distB="0" distL="0" distR="0" wp14:anchorId="1F01199A" wp14:editId="083FFC7E">
@@ -1163,20 +986,8 @@
           <w:szCs w:val="26"/>
         </w:rPr>
         <w:lastRenderedPageBreak/>
-        <w:t xml:space="preserve">Advantages of Factory Method </w:t>
-      </w:r>
-      <w:proofErr w:type="gramStart"/>
-      <w:r>
-        <w:rPr>
-          <w:rFonts w:ascii="Times New Roman" w:hAnsi="Times New Roman" w:cs="Times New Roman"/>
-          <w:b/>
-          <w:bCs/>
-          <w:sz w:val="26"/>
-          <w:szCs w:val="26"/>
-        </w:rPr>
-        <w:t>Pattern :</w:t>
-      </w:r>
-      <w:proofErr w:type="gramEnd"/>
+        <w:t>Advantages of Factory Method Pattern :</w:t>
+      </w:r>
     </w:p>
     <w:p>
       <w:pPr>
@@ -1941,6 +1752,7 @@
   <w:style w:type="character" w:default="1" w:styleId="DefaultParagraphFont">
     <w:name w:val="Default Paragraph Font"/>
     <w:uiPriority w:val="1"/>
+    <w:semiHidden/>
     <w:unhideWhenUsed/>
   </w:style>
   <w:style w:type="table" w:default="1" w:styleId="TableNormal">
